--- a/demo/company-docs/vendor-contract-redline-summary-skylark-cloud.docx
+++ b/demo/company-docs/vendor-contract-redline-summary-skylark-cloud.docx
@@ -786,6 +786,325 @@
         <w:t>Open questions for Ana: can we live with 10 day sub processor notice if they give us the right to object? Is Enterprise support worth 180k if they won't include it? Arjun's view: support yes, we had 3 Sev 1 tickets this year with 6+ hour response on Business tier.</w:t>
       </w:r>
     </w:p>
+    <w:p>
+      <w:pPr>
+        <w:pStyle w:val="Heading2"/>
+      </w:pPr>
+      <w:r>
+        <w:t>Current spend by service (trailing 12 months)</w:t>
+      </w:r>
+    </w:p>
+    <w:tbl>
+      <w:tblPr>
+        <w:tblStyle w:val="LightGrid-Accent1"/>
+        <w:tblW w:type="auto" w:w="0"/>
+        <w:tblLook w:firstColumn="1" w:firstRow="1" w:lastColumn="0" w:lastRow="0" w:noHBand="0" w:noVBand="1" w:val="04A0"/>
+      </w:tblPr>
+      <w:tblGrid>
+        <w:gridCol w:w="2160"/>
+        <w:gridCol w:w="2160"/>
+        <w:gridCol w:w="2160"/>
+        <w:gridCol w:w="2160"/>
+      </w:tblGrid>
+      <w:tr>
+        <w:tc>
+          <w:tcPr>
+            <w:tcW w:type="dxa" w:w="2160"/>
+          </w:tcPr>
+          <w:p>
+            <w:r>
+              <w:t>Service</w:t>
+            </w:r>
+          </w:p>
+        </w:tc>
+        <w:tc>
+          <w:tcPr>
+            <w:tcW w:type="dxa" w:w="2160"/>
+          </w:tcPr>
+          <w:p>
+            <w:r>
+              <w:t>Spend ($k)</w:t>
+            </w:r>
+          </w:p>
+        </w:tc>
+        <w:tc>
+          <w:tcPr>
+            <w:tcW w:type="dxa" w:w="2160"/>
+          </w:tcPr>
+          <w:p>
+            <w:r>
+              <w:t>% of total</w:t>
+            </w:r>
+          </w:p>
+        </w:tc>
+        <w:tc>
+          <w:tcPr>
+            <w:tcW w:type="dxa" w:w="2160"/>
+          </w:tcPr>
+          <w:p>
+            <w:r>
+              <w:t>Notes</w:t>
+            </w:r>
+          </w:p>
+        </w:tc>
+      </w:tr>
+      <w:tr>
+        <w:tc>
+          <w:tcPr>
+            <w:tcW w:type="dxa" w:w="2160"/>
+          </w:tcPr>
+          <w:p>
+            <w:r>
+              <w:t>Compute (VMs + k8s)</w:t>
+            </w:r>
+          </w:p>
+        </w:tc>
+        <w:tc>
+          <w:tcPr>
+            <w:tcW w:type="dxa" w:w="2160"/>
+          </w:tcPr>
+          <w:p>
+            <w:r>
+              <w:t>1,840</w:t>
+            </w:r>
+          </w:p>
+        </w:tc>
+        <w:tc>
+          <w:tcPr>
+            <w:tcW w:type="dxa" w:w="2160"/>
+          </w:tcPr>
+          <w:p>
+            <w:r>
+              <w:t>56%</w:t>
+            </w:r>
+          </w:p>
+        </w:tc>
+        <w:tc>
+          <w:tcPr>
+            <w:tcW w:type="dxa" w:w="2160"/>
+          </w:tcPr>
+          <w:p>
+            <w:r>
+              <w:t>31% reserved</w:t>
+            </w:r>
+          </w:p>
+        </w:tc>
+      </w:tr>
+      <w:tr>
+        <w:tc>
+          <w:tcPr>
+            <w:tcW w:type="dxa" w:w="2160"/>
+          </w:tcPr>
+          <w:p>
+            <w:r>
+              <w:t>Object storage</w:t>
+            </w:r>
+          </w:p>
+        </w:tc>
+        <w:tc>
+          <w:tcPr>
+            <w:tcW w:type="dxa" w:w="2160"/>
+          </w:tcPr>
+          <w:p>
+            <w:r>
+              <w:t>610</w:t>
+            </w:r>
+          </w:p>
+        </w:tc>
+        <w:tc>
+          <w:tcPr>
+            <w:tcW w:type="dxa" w:w="2160"/>
+          </w:tcPr>
+          <w:p>
+            <w:r>
+              <w:t>18%</w:t>
+            </w:r>
+          </w:p>
+        </w:tc>
+        <w:tc>
+          <w:tcPr>
+            <w:tcW w:type="dxa" w:w="2160"/>
+          </w:tcPr>
+          <w:p>
+            <w:r>
+              <w:t>export buckets incl.</w:t>
+            </w:r>
+          </w:p>
+        </w:tc>
+      </w:tr>
+      <w:tr>
+        <w:tc>
+          <w:tcPr>
+            <w:tcW w:type="dxa" w:w="2160"/>
+          </w:tcPr>
+          <w:p>
+            <w:r>
+              <w:t>Managed Postgres</w:t>
+            </w:r>
+          </w:p>
+        </w:tc>
+        <w:tc>
+          <w:tcPr>
+            <w:tcW w:type="dxa" w:w="2160"/>
+          </w:tcPr>
+          <w:p>
+            <w:r>
+              <w:t>420</w:t>
+            </w:r>
+          </w:p>
+        </w:tc>
+        <w:tc>
+          <w:tcPr>
+            <w:tcW w:type="dxa" w:w="2160"/>
+          </w:tcPr>
+          <w:p>
+            <w:r>
+              <w:t>13%</w:t>
+            </w:r>
+          </w:p>
+        </w:tc>
+        <w:tc>
+          <w:tcPr>
+            <w:tcW w:type="dxa" w:w="2160"/>
+          </w:tcPr>
+          <w:p>
+            <w:r>
+              <w:t>control plane + metadata</w:t>
+            </w:r>
+          </w:p>
+        </w:tc>
+      </w:tr>
+      <w:tr>
+        <w:tc>
+          <w:tcPr>
+            <w:tcW w:type="dxa" w:w="2160"/>
+          </w:tcPr>
+          <w:p>
+            <w:r>
+              <w:t>Network egress</w:t>
+            </w:r>
+          </w:p>
+        </w:tc>
+        <w:tc>
+          <w:tcPr>
+            <w:tcW w:type="dxa" w:w="2160"/>
+          </w:tcPr>
+          <w:p>
+            <w:r>
+              <w:t>260</w:t>
+            </w:r>
+          </w:p>
+        </w:tc>
+        <w:tc>
+          <w:tcPr>
+            <w:tcW w:type="dxa" w:w="2160"/>
+          </w:tcPr>
+          <w:p>
+            <w:r>
+              <w:t>8%</w:t>
+            </w:r>
+          </w:p>
+        </w:tc>
+        <w:tc>
+          <w:tcPr>
+            <w:tcW w:type="dxa" w:w="2160"/>
+          </w:tcPr>
+          <w:p>
+            <w:r>
+              <w:t>spiked July (incident)</w:t>
+            </w:r>
+          </w:p>
+        </w:tc>
+      </w:tr>
+      <w:tr>
+        <w:tc>
+          <w:tcPr>
+            <w:tcW w:type="dxa" w:w="2160"/>
+          </w:tcPr>
+          <w:p>
+            <w:r>
+              <w:t>Other</w:t>
+            </w:r>
+          </w:p>
+        </w:tc>
+        <w:tc>
+          <w:tcPr>
+            <w:tcW w:type="dxa" w:w="2160"/>
+          </w:tcPr>
+          <w:p>
+            <w:r>
+              <w:t>170</w:t>
+            </w:r>
+          </w:p>
+        </w:tc>
+        <w:tc>
+          <w:tcPr>
+            <w:tcW w:type="dxa" w:w="2160"/>
+          </w:tcPr>
+          <w:p>
+            <w:r>
+              <w:t>5%</w:t>
+            </w:r>
+          </w:p>
+        </w:tc>
+        <w:tc>
+          <w:tcPr>
+            <w:tcW w:type="dxa" w:w="2160"/>
+          </w:tcPr>
+          <w:p>
+            <w:r>
+              <w:t>logging, KMS, DNS</w:t>
+            </w:r>
+          </w:p>
+        </w:tc>
+      </w:tr>
+      <w:tr>
+        <w:tc>
+          <w:tcPr>
+            <w:tcW w:type="dxa" w:w="2160"/>
+          </w:tcPr>
+          <w:p>
+            <w:r>
+              <w:t>Total</w:t>
+            </w:r>
+          </w:p>
+        </w:tc>
+        <w:tc>
+          <w:tcPr>
+            <w:tcW w:type="dxa" w:w="2160"/>
+          </w:tcPr>
+          <w:p>
+            <w:r>
+              <w:t>3,300</w:t>
+            </w:r>
+          </w:p>
+        </w:tc>
+        <w:tc>
+          <w:tcPr>
+            <w:tcW w:type="dxa" w:w="2160"/>
+          </w:tcPr>
+          <w:p>
+            <w:r>
+              <w:t>100%</w:t>
+            </w:r>
+          </w:p>
+        </w:tc>
+        <w:tc>
+          <w:tcPr>
+            <w:tcW w:type="dxa" w:w="2160"/>
+          </w:tcPr>
+          <w:p>
+            <w:r/>
+          </w:p>
+        </w:tc>
+      </w:tr>
+    </w:tbl>
+    <w:p/>
+    <w:p>
+      <w:r>
+        <w:t>Skylark's account team has offered to waive the July egress spike (about 38k) as a goodwill gesture if we sign by December 5. Arjun recommends getting that in writing in the order form rather than as a side email.</w:t>
+      </w:r>
+    </w:p>
     <w:sectPr>
       <w:headerReference w:type="default" r:id="rId9"/>
       <w:footerReference w:type="default" r:id="rId10"/>
